--- a/SEMESTER - 7/Software Development Security/DOCX FILE/SDS PRACTICAL 2.docx
+++ b/SEMESTER - 7/Software Development Security/DOCX FILE/SDS PRACTICAL 2.docx
@@ -13,6 +13,7 @@
         <w:rPr>
           <w:rFonts w:ascii="Times New Roman" w:cs="Times New Roman" w:eastAsia="Times New Roman" w:hAnsi="Times New Roman"/>
           <w:b w:val="1"/>
+          <w:bCs w:val="1"/>
           <w:sz w:val="32"/>
           <w:szCs w:val="32"/>
         </w:rPr>
@@ -21,6 +22,7 @@
         <w:rPr>
           <w:rFonts w:ascii="Times New Roman" w:cs="Times New Roman" w:eastAsia="Times New Roman" w:hAnsi="Times New Roman"/>
           <w:b w:val="1"/>
+          <w:bCs w:val="1"/>
           <w:sz w:val="32"/>
           <w:szCs w:val="32"/>
           <w:rtl w:val="0"/>
@@ -45,6 +47,7 @@
         <w:rPr>
           <w:rFonts w:ascii="Times New Roman" w:cs="Times New Roman" w:eastAsia="Times New Roman" w:hAnsi="Times New Roman"/>
           <w:b w:val="1"/>
+          <w:bCs w:val="1"/>
           <w:sz w:val="28"/>
           <w:szCs w:val="28"/>
           <w:rtl w:val="0"/>
@@ -92,6 +95,7 @@
         <w:rPr>
           <w:rFonts w:ascii="Times New Roman" w:cs="Times New Roman" w:eastAsia="Times New Roman" w:hAnsi="Times New Roman"/>
           <w:b w:val="1"/>
+          <w:bCs w:val="1"/>
           <w:sz w:val="28"/>
           <w:szCs w:val="28"/>
           <w:rtl w:val="0"/>
@@ -114,6 +118,7 @@
         <w:rPr>
           <w:rFonts w:ascii="Times New Roman" w:cs="Times New Roman" w:eastAsia="Times New Roman" w:hAnsi="Times New Roman"/>
           <w:b w:val="1"/>
+          <w:bCs w:val="1"/>
           <w:sz w:val="28"/>
           <w:szCs w:val="28"/>
         </w:rPr>
@@ -122,6 +127,7 @@
         <w:rPr>
           <w:rFonts w:ascii="Times New Roman" w:cs="Times New Roman" w:eastAsia="Times New Roman" w:hAnsi="Times New Roman"/>
           <w:b w:val="1"/>
+          <w:bCs w:val="1"/>
           <w:sz w:val="28"/>
           <w:szCs w:val="28"/>
           <w:rtl w:val="0"/>
@@ -153,6 +159,7 @@
         <w:rPr>
           <w:rFonts w:ascii="Times New Roman" w:cs="Times New Roman" w:eastAsia="Times New Roman" w:hAnsi="Times New Roman"/>
           <w:b w:val="1"/>
+          <w:bCs w:val="1"/>
           <w:sz w:val="24"/>
           <w:szCs w:val="24"/>
           <w:rtl w:val="0"/>
@@ -172,6 +179,7 @@
         <w:rPr>
           <w:rFonts w:ascii="Times New Roman" w:cs="Times New Roman" w:eastAsia="Times New Roman" w:hAnsi="Times New Roman"/>
           <w:b w:val="1"/>
+          <w:bCs w:val="1"/>
           <w:sz w:val="24"/>
           <w:szCs w:val="24"/>
           <w:rtl w:val="0"/>
@@ -191,6 +199,7 @@
         <w:rPr>
           <w:rFonts w:ascii="Times New Roman" w:cs="Times New Roman" w:eastAsia="Times New Roman" w:hAnsi="Times New Roman"/>
           <w:b w:val="1"/>
+          <w:bCs w:val="1"/>
           <w:sz w:val="24"/>
           <w:szCs w:val="24"/>
           <w:rtl w:val="0"/>
@@ -217,14 +226,16 @@
         <w:rPr>
           <w:rFonts w:ascii="Times New Roman" w:cs="Times New Roman" w:eastAsia="Times New Roman" w:hAnsi="Times New Roman"/>
           <w:b w:val="1"/>
-          <w:sz w:val="24"/>
-          <w:szCs w:val="24"/>
-        </w:rPr>
-      </w:pPr>
-      <w:r>
-        <w:rPr>
-          <w:rFonts w:ascii="Times New Roman" w:cs="Times New Roman" w:eastAsia="Times New Roman" w:hAnsi="Times New Roman"/>
-          <w:b w:val="1"/>
+          <w:bCs w:val="1"/>
+          <w:sz w:val="24"/>
+          <w:szCs w:val="24"/>
+        </w:rPr>
+      </w:pPr>
+      <w:r>
+        <w:rPr>
+          <w:rFonts w:ascii="Times New Roman" w:cs="Times New Roman" w:eastAsia="Times New Roman" w:hAnsi="Times New Roman"/>
+          <w:b w:val="1"/>
+          <w:bCs w:val="1"/>
           <w:sz w:val="28"/>
           <w:szCs w:val="28"/>
           <w:rtl w:val="0"/>
@@ -235,6 +246,7 @@
         <w:rPr>
           <w:rFonts w:ascii="Times New Roman" w:cs="Times New Roman" w:eastAsia="Times New Roman" w:hAnsi="Times New Roman"/>
           <w:b w:val="1"/>
+          <w:bCs w:val="1"/>
           <w:sz w:val="24"/>
           <w:szCs w:val="24"/>
           <w:rtl w:val="0"/>
@@ -272,6 +284,7 @@
         <w:rPr>
           <w:rFonts w:ascii="Times New Roman" w:cs="Times New Roman" w:eastAsia="Times New Roman" w:hAnsi="Times New Roman"/>
           <w:b w:val="1"/>
+          <w:bCs w:val="1"/>
           <w:sz w:val="24"/>
           <w:szCs w:val="24"/>
           <w:rtl w:val="0"/>
@@ -318,6 +331,7 @@
         <w:rPr>
           <w:rFonts w:ascii="Times New Roman" w:cs="Times New Roman" w:eastAsia="Times New Roman" w:hAnsi="Times New Roman"/>
           <w:b w:val="1"/>
+          <w:bCs w:val="1"/>
           <w:sz w:val="24"/>
           <w:szCs w:val="24"/>
           <w:rtl w:val="0"/>
@@ -364,6 +378,7 @@
         <w:rPr>
           <w:rFonts w:ascii="Times New Roman" w:cs="Times New Roman" w:eastAsia="Times New Roman" w:hAnsi="Times New Roman"/>
           <w:b w:val="1"/>
+          <w:bCs w:val="1"/>
           <w:sz w:val="24"/>
           <w:szCs w:val="24"/>
           <w:rtl w:val="0"/>
@@ -410,6 +425,7 @@
         <w:rPr>
           <w:rFonts w:ascii="Times New Roman" w:cs="Times New Roman" w:eastAsia="Times New Roman" w:hAnsi="Times New Roman"/>
           <w:b w:val="1"/>
+          <w:bCs w:val="1"/>
           <w:sz w:val="24"/>
           <w:szCs w:val="24"/>
           <w:rtl w:val="0"/>
@@ -456,6 +472,7 @@
         <w:rPr>
           <w:rFonts w:ascii="Times New Roman" w:cs="Times New Roman" w:eastAsia="Times New Roman" w:hAnsi="Times New Roman"/>
           <w:b w:val="1"/>
+          <w:bCs w:val="1"/>
           <w:sz w:val="24"/>
           <w:szCs w:val="24"/>
           <w:rtl w:val="0"/>
@@ -502,6 +519,7 @@
         <w:rPr>
           <w:rFonts w:ascii="Times New Roman" w:cs="Times New Roman" w:eastAsia="Times New Roman" w:hAnsi="Times New Roman"/>
           <w:b w:val="1"/>
+          <w:bCs w:val="1"/>
           <w:sz w:val="24"/>
           <w:szCs w:val="24"/>
           <w:rtl w:val="0"/>
@@ -540,14 +558,16 @@
         <w:rPr>
           <w:rFonts w:ascii="Times New Roman" w:cs="Times New Roman" w:eastAsia="Times New Roman" w:hAnsi="Times New Roman"/>
           <w:b w:val="1"/>
-          <w:sz w:val="24"/>
-          <w:szCs w:val="24"/>
-        </w:rPr>
-      </w:pPr>
-      <w:r>
-        <w:rPr>
-          <w:rFonts w:ascii="Times New Roman" w:cs="Times New Roman" w:eastAsia="Times New Roman" w:hAnsi="Times New Roman"/>
-          <w:b w:val="1"/>
+          <w:bCs w:val="1"/>
+          <w:sz w:val="24"/>
+          <w:szCs w:val="24"/>
+        </w:rPr>
+      </w:pPr>
+      <w:r>
+        <w:rPr>
+          <w:rFonts w:ascii="Times New Roman" w:cs="Times New Roman" w:eastAsia="Times New Roman" w:hAnsi="Times New Roman"/>
+          <w:b w:val="1"/>
+          <w:bCs w:val="1"/>
           <w:sz w:val="24"/>
           <w:szCs w:val="24"/>
           <w:rtl w:val="0"/>
@@ -581,6 +601,7 @@
         <w:rPr>
           <w:rFonts w:ascii="Times New Roman" w:cs="Times New Roman" w:eastAsia="Times New Roman" w:hAnsi="Times New Roman"/>
           <w:b w:val="1"/>
+          <w:bCs w:val="1"/>
           <w:sz w:val="28"/>
           <w:szCs w:val="28"/>
           <w:rtl w:val="0"/>
@@ -610,6 +631,7 @@
         <w:rPr>
           <w:rFonts w:ascii="Times New Roman" w:cs="Times New Roman" w:eastAsia="Times New Roman" w:hAnsi="Times New Roman"/>
           <w:b w:val="1"/>
+          <w:bCs w:val="1"/>
           <w:sz w:val="28"/>
           <w:szCs w:val="28"/>
         </w:rPr>
@@ -618,6 +640,7 @@
         <w:rPr>
           <w:rFonts w:ascii="Times New Roman" w:cs="Times New Roman" w:eastAsia="Times New Roman" w:hAnsi="Times New Roman"/>
           <w:b w:val="1"/>
+          <w:bCs w:val="1"/>
           <w:sz w:val="28"/>
           <w:szCs w:val="28"/>
           <w:rtl w:val="0"/>
@@ -642,6 +665,7 @@
         <w:rPr>
           <w:rFonts w:ascii="Times New Roman" w:cs="Times New Roman" w:eastAsia="Times New Roman" w:hAnsi="Times New Roman"/>
           <w:b w:val="1"/>
+          <w:bCs w:val="1"/>
           <w:sz w:val="24"/>
           <w:szCs w:val="24"/>
         </w:rPr>
@@ -678,14 +702,16 @@
         <w:rPr>
           <w:rFonts w:ascii="Times New Roman" w:cs="Times New Roman" w:eastAsia="Times New Roman" w:hAnsi="Times New Roman"/>
           <w:b w:val="1"/>
-          <w:sz w:val="24"/>
-          <w:szCs w:val="24"/>
-        </w:rPr>
-      </w:pPr>
-      <w:r>
-        <w:rPr>
-          <w:rFonts w:ascii="Times New Roman" w:cs="Times New Roman" w:eastAsia="Times New Roman" w:hAnsi="Times New Roman"/>
-          <w:b w:val="1"/>
+          <w:bCs w:val="1"/>
+          <w:sz w:val="24"/>
+          <w:szCs w:val="24"/>
+        </w:rPr>
+      </w:pPr>
+      <w:r>
+        <w:rPr>
+          <w:rFonts w:ascii="Times New Roman" w:cs="Times New Roman" w:eastAsia="Times New Roman" w:hAnsi="Times New Roman"/>
+          <w:b w:val="1"/>
+          <w:bCs w:val="1"/>
           <w:sz w:val="24"/>
           <w:szCs w:val="24"/>
           <w:rtl w:val="0"/>
@@ -915,6 +941,7 @@
         <w:rPr>
           <w:rFonts w:ascii="Times New Roman" w:cs="Times New Roman" w:eastAsia="Times New Roman" w:hAnsi="Times New Roman"/>
           <w:b w:val="1"/>
+          <w:bCs w:val="1"/>
           <w:sz w:val="28"/>
           <w:szCs w:val="28"/>
         </w:rPr>
@@ -923,6 +950,7 @@
         <w:rPr>
           <w:rFonts w:ascii="Times New Roman" w:cs="Times New Roman" w:eastAsia="Times New Roman" w:hAnsi="Times New Roman"/>
           <w:b w:val="1"/>
+          <w:bCs w:val="1"/>
           <w:sz w:val="28"/>
           <w:szCs w:val="28"/>
           <w:rtl w:val="0"/>
@@ -990,6 +1018,7 @@
         <w:rPr>
           <w:rFonts w:ascii="Times New Roman" w:cs="Times New Roman" w:eastAsia="Times New Roman" w:hAnsi="Times New Roman"/>
           <w:b w:val="1"/>
+          <w:bCs w:val="1"/>
           <w:sz w:val="24"/>
           <w:szCs w:val="24"/>
           <w:rtl w:val="0"/>
@@ -1035,6 +1064,7 @@
         <w:rPr>
           <w:rFonts w:ascii="Times New Roman" w:cs="Times New Roman" w:eastAsia="Times New Roman" w:hAnsi="Times New Roman"/>
           <w:b w:val="1"/>
+          <w:bCs w:val="1"/>
           <w:sz w:val="24"/>
           <w:szCs w:val="24"/>
           <w:rtl w:val="0"/>
@@ -1069,14 +1099,16 @@
         <w:rPr>
           <w:rFonts w:ascii="Times New Roman" w:cs="Times New Roman" w:eastAsia="Times New Roman" w:hAnsi="Times New Roman"/>
           <w:b w:val="1"/>
-          <w:sz w:val="24"/>
-          <w:szCs w:val="24"/>
-        </w:rPr>
-      </w:pPr>
-      <w:r>
-        <w:rPr>
-          <w:rFonts w:ascii="Times New Roman" w:cs="Times New Roman" w:eastAsia="Times New Roman" w:hAnsi="Times New Roman"/>
-          <w:b w:val="1"/>
+          <w:bCs w:val="1"/>
+          <w:sz w:val="24"/>
+          <w:szCs w:val="24"/>
+        </w:rPr>
+      </w:pPr>
+      <w:r>
+        <w:rPr>
+          <w:rFonts w:ascii="Times New Roman" w:cs="Times New Roman" w:eastAsia="Times New Roman" w:hAnsi="Times New Roman"/>
+          <w:b w:val="1"/>
+          <w:bCs w:val="1"/>
           <w:sz w:val="24"/>
           <w:szCs w:val="24"/>
           <w:rtl w:val="0"/>
@@ -1195,14 +1227,16 @@
         <w:rPr>
           <w:rFonts w:ascii="Times New Roman" w:cs="Times New Roman" w:eastAsia="Times New Roman" w:hAnsi="Times New Roman"/>
           <w:b w:val="1"/>
-          <w:sz w:val="24"/>
-          <w:szCs w:val="24"/>
-        </w:rPr>
-      </w:pPr>
-      <w:r>
-        <w:rPr>
-          <w:rFonts w:ascii="Times New Roman" w:cs="Times New Roman" w:eastAsia="Times New Roman" w:hAnsi="Times New Roman"/>
-          <w:b w:val="1"/>
+          <w:bCs w:val="1"/>
+          <w:sz w:val="24"/>
+          <w:szCs w:val="24"/>
+        </w:rPr>
+      </w:pPr>
+      <w:r>
+        <w:rPr>
+          <w:rFonts w:ascii="Times New Roman" w:cs="Times New Roman" w:eastAsia="Times New Roman" w:hAnsi="Times New Roman"/>
+          <w:b w:val="1"/>
+          <w:bCs w:val="1"/>
           <w:sz w:val="24"/>
           <w:szCs w:val="24"/>
           <w:rtl w:val="0"/>
@@ -1244,6 +1278,7 @@
         <w:rPr>
           <w:rFonts w:ascii="Times New Roman" w:cs="Times New Roman" w:eastAsia="Times New Roman" w:hAnsi="Times New Roman"/>
           <w:b w:val="1"/>
+          <w:bCs w:val="1"/>
           <w:sz w:val="24"/>
           <w:szCs w:val="24"/>
           <w:rtl w:val="0"/>
@@ -1290,6 +1325,7 @@
         <w:rPr>
           <w:rFonts w:ascii="Times New Roman" w:cs="Times New Roman" w:eastAsia="Times New Roman" w:hAnsi="Times New Roman"/>
           <w:b w:val="1"/>
+          <w:bCs w:val="1"/>
           <w:sz w:val="24"/>
           <w:szCs w:val="24"/>
           <w:rtl w:val="0"/>
@@ -1336,6 +1372,7 @@
         <w:rPr>
           <w:rFonts w:ascii="Times New Roman" w:cs="Times New Roman" w:eastAsia="Times New Roman" w:hAnsi="Times New Roman"/>
           <w:b w:val="1"/>
+          <w:bCs w:val="1"/>
           <w:sz w:val="24"/>
           <w:szCs w:val="24"/>
           <w:rtl w:val="0"/>
@@ -1382,6 +1419,7 @@
         <w:rPr>
           <w:rFonts w:ascii="Times New Roman" w:cs="Times New Roman" w:eastAsia="Times New Roman" w:hAnsi="Times New Roman"/>
           <w:b w:val="1"/>
+          <w:bCs w:val="1"/>
           <w:sz w:val="24"/>
           <w:szCs w:val="24"/>
           <w:rtl w:val="0"/>
@@ -1428,6 +1466,7 @@
         <w:rPr>
           <w:rFonts w:ascii="Times New Roman" w:cs="Times New Roman" w:eastAsia="Times New Roman" w:hAnsi="Times New Roman"/>
           <w:b w:val="1"/>
+          <w:bCs w:val="1"/>
           <w:sz w:val="24"/>
           <w:szCs w:val="24"/>
           <w:rtl w:val="0"/>
@@ -1474,6 +1513,7 @@
         <w:rPr>
           <w:rFonts w:ascii="Times New Roman" w:cs="Times New Roman" w:eastAsia="Times New Roman" w:hAnsi="Times New Roman"/>
           <w:b w:val="1"/>
+          <w:bCs w:val="1"/>
           <w:sz w:val="24"/>
           <w:szCs w:val="24"/>
           <w:rtl w:val="0"/>
@@ -1520,6 +1560,7 @@
         <w:rPr>
           <w:rFonts w:ascii="Times New Roman" w:cs="Times New Roman" w:eastAsia="Times New Roman" w:hAnsi="Times New Roman"/>
           <w:b w:val="1"/>
+          <w:bCs w:val="1"/>
           <w:sz w:val="24"/>
           <w:szCs w:val="24"/>
           <w:rtl w:val="0"/>
@@ -1585,14 +1626,16 @@
         <w:rPr>
           <w:rFonts w:ascii="Times New Roman" w:cs="Times New Roman" w:eastAsia="Times New Roman" w:hAnsi="Times New Roman"/>
           <w:b w:val="1"/>
-          <w:sz w:val="24"/>
-          <w:szCs w:val="24"/>
-        </w:rPr>
-      </w:pPr>
-      <w:r>
-        <w:rPr>
-          <w:rFonts w:ascii="Times New Roman" w:cs="Times New Roman" w:eastAsia="Times New Roman" w:hAnsi="Times New Roman"/>
-          <w:b w:val="1"/>
+          <w:bCs w:val="1"/>
+          <w:sz w:val="24"/>
+          <w:szCs w:val="24"/>
+        </w:rPr>
+      </w:pPr>
+      <w:r>
+        <w:rPr>
+          <w:rFonts w:ascii="Times New Roman" w:cs="Times New Roman" w:eastAsia="Times New Roman" w:hAnsi="Times New Roman"/>
+          <w:b w:val="1"/>
+          <w:bCs w:val="1"/>
           <w:sz w:val="24"/>
           <w:szCs w:val="24"/>
           <w:rtl w:val="0"/>
@@ -1627,14 +1670,16 @@
         <w:rPr>
           <w:rFonts w:ascii="Times New Roman" w:cs="Times New Roman" w:eastAsia="Times New Roman" w:hAnsi="Times New Roman"/>
           <w:b w:val="1"/>
-          <w:sz w:val="24"/>
-          <w:szCs w:val="24"/>
-        </w:rPr>
-      </w:pPr>
-      <w:r>
-        <w:rPr>
-          <w:rFonts w:ascii="Times New Roman" w:cs="Times New Roman" w:eastAsia="Times New Roman" w:hAnsi="Times New Roman"/>
-          <w:b w:val="1"/>
+          <w:bCs w:val="1"/>
+          <w:sz w:val="24"/>
+          <w:szCs w:val="24"/>
+        </w:rPr>
+      </w:pPr>
+      <w:r>
+        <w:rPr>
+          <w:rFonts w:ascii="Times New Roman" w:cs="Times New Roman" w:eastAsia="Times New Roman" w:hAnsi="Times New Roman"/>
+          <w:b w:val="1"/>
+          <w:bCs w:val="1"/>
           <w:sz w:val="24"/>
           <w:szCs w:val="24"/>
           <w:rtl w:val="0"/>
@@ -1799,14 +1844,16 @@
         <w:rPr>
           <w:rFonts w:ascii="Times New Roman" w:cs="Times New Roman" w:eastAsia="Times New Roman" w:hAnsi="Times New Roman"/>
           <w:b w:val="1"/>
-          <w:sz w:val="24"/>
-          <w:szCs w:val="24"/>
-        </w:rPr>
-      </w:pPr>
-      <w:r>
-        <w:rPr>
-          <w:rFonts w:ascii="Times New Roman" w:cs="Times New Roman" w:eastAsia="Times New Roman" w:hAnsi="Times New Roman"/>
-          <w:b w:val="1"/>
+          <w:bCs w:val="1"/>
+          <w:sz w:val="24"/>
+          <w:szCs w:val="24"/>
+        </w:rPr>
+      </w:pPr>
+      <w:r>
+        <w:rPr>
+          <w:rFonts w:ascii="Times New Roman" w:cs="Times New Roman" w:eastAsia="Times New Roman" w:hAnsi="Times New Roman"/>
+          <w:b w:val="1"/>
+          <w:bCs w:val="1"/>
           <w:sz w:val="24"/>
           <w:szCs w:val="24"/>
           <w:rtl w:val="0"/>
@@ -1841,14 +1888,16 @@
         <w:rPr>
           <w:rFonts w:ascii="Times New Roman" w:cs="Times New Roman" w:eastAsia="Times New Roman" w:hAnsi="Times New Roman"/>
           <w:b w:val="1"/>
-          <w:sz w:val="24"/>
-          <w:szCs w:val="24"/>
-        </w:rPr>
-      </w:pPr>
-      <w:r>
-        <w:rPr>
-          <w:rFonts w:ascii="Times New Roman" w:cs="Times New Roman" w:eastAsia="Times New Roman" w:hAnsi="Times New Roman"/>
-          <w:b w:val="1"/>
+          <w:bCs w:val="1"/>
+          <w:sz w:val="24"/>
+          <w:szCs w:val="24"/>
+        </w:rPr>
+      </w:pPr>
+      <w:r>
+        <w:rPr>
+          <w:rFonts w:ascii="Times New Roman" w:cs="Times New Roman" w:eastAsia="Times New Roman" w:hAnsi="Times New Roman"/>
+          <w:b w:val="1"/>
+          <w:bCs w:val="1"/>
           <w:sz w:val="24"/>
           <w:szCs w:val="24"/>
           <w:rtl w:val="0"/>
@@ -1975,6 +2024,7 @@
         <w:rPr>
           <w:rFonts w:ascii="Times New Roman" w:cs="Times New Roman" w:eastAsia="Times New Roman" w:hAnsi="Times New Roman"/>
           <w:b w:val="1"/>
+          <w:bCs w:val="1"/>
           <w:sz w:val="28"/>
           <w:szCs w:val="28"/>
         </w:rPr>
@@ -1983,6 +2033,7 @@
         <w:rPr>
           <w:rFonts w:ascii="Times New Roman" w:cs="Times New Roman" w:eastAsia="Times New Roman" w:hAnsi="Times New Roman"/>
           <w:b w:val="1"/>
+          <w:bCs w:val="1"/>
           <w:sz w:val="28"/>
           <w:szCs w:val="28"/>
           <w:rtl w:val="0"/>
@@ -2056,6 +2107,7 @@
               <w:rPr>
                 <w:rFonts w:ascii="Times New Roman" w:cs="Times New Roman" w:eastAsia="Times New Roman" w:hAnsi="Times New Roman"/>
                 <w:b w:val="1"/>
+                <w:bCs w:val="1"/>
                 <w:sz w:val="24"/>
                 <w:szCs w:val="24"/>
               </w:rPr>
@@ -2064,6 +2116,7 @@
               <w:rPr>
                 <w:rFonts w:ascii="Times New Roman" w:cs="Times New Roman" w:eastAsia="Times New Roman" w:hAnsi="Times New Roman"/>
                 <w:b w:val="1"/>
+                <w:bCs w:val="1"/>
                 <w:sz w:val="24"/>
                 <w:szCs w:val="24"/>
                 <w:rtl w:val="0"/>
@@ -2103,6 +2156,7 @@
               <w:rPr>
                 <w:rFonts w:ascii="Times New Roman" w:cs="Times New Roman" w:eastAsia="Times New Roman" w:hAnsi="Times New Roman"/>
                 <w:b w:val="1"/>
+                <w:bCs w:val="1"/>
                 <w:sz w:val="24"/>
                 <w:szCs w:val="24"/>
               </w:rPr>
@@ -2111,6 +2165,7 @@
               <w:rPr>
                 <w:rFonts w:ascii="Times New Roman" w:cs="Times New Roman" w:eastAsia="Times New Roman" w:hAnsi="Times New Roman"/>
                 <w:b w:val="1"/>
+                <w:bCs w:val="1"/>
                 <w:sz w:val="24"/>
                 <w:szCs w:val="24"/>
                 <w:rtl w:val="0"/>
@@ -2150,6 +2205,7 @@
               <w:rPr>
                 <w:rFonts w:ascii="Times New Roman" w:cs="Times New Roman" w:eastAsia="Times New Roman" w:hAnsi="Times New Roman"/>
                 <w:b w:val="1"/>
+                <w:bCs w:val="1"/>
                 <w:sz w:val="24"/>
                 <w:szCs w:val="24"/>
               </w:rPr>
@@ -2158,6 +2214,7 @@
               <w:rPr>
                 <w:rFonts w:ascii="Times New Roman" w:cs="Times New Roman" w:eastAsia="Times New Roman" w:hAnsi="Times New Roman"/>
                 <w:b w:val="1"/>
+                <w:bCs w:val="1"/>
                 <w:sz w:val="24"/>
                 <w:szCs w:val="24"/>
                 <w:rtl w:val="0"/>
@@ -2197,6 +2254,7 @@
               <w:rPr>
                 <w:rFonts w:ascii="Times New Roman" w:cs="Times New Roman" w:eastAsia="Times New Roman" w:hAnsi="Times New Roman"/>
                 <w:b w:val="1"/>
+                <w:bCs w:val="1"/>
                 <w:sz w:val="24"/>
                 <w:szCs w:val="24"/>
               </w:rPr>
@@ -2205,6 +2263,7 @@
               <w:rPr>
                 <w:rFonts w:ascii="Times New Roman" w:cs="Times New Roman" w:eastAsia="Times New Roman" w:hAnsi="Times New Roman"/>
                 <w:b w:val="1"/>
+                <w:bCs w:val="1"/>
                 <w:sz w:val="24"/>
                 <w:szCs w:val="24"/>
                 <w:rtl w:val="0"/>
@@ -2250,6 +2309,7 @@
               <w:rPr>
                 <w:rFonts w:ascii="Times New Roman" w:cs="Times New Roman" w:eastAsia="Times New Roman" w:hAnsi="Times New Roman"/>
                 <w:b w:val="1"/>
+                <w:bCs w:val="1"/>
                 <w:sz w:val="24"/>
                 <w:szCs w:val="24"/>
               </w:rPr>
@@ -2258,6 +2318,7 @@
               <w:rPr>
                 <w:rFonts w:ascii="Times New Roman" w:cs="Times New Roman" w:eastAsia="Times New Roman" w:hAnsi="Times New Roman"/>
                 <w:b w:val="1"/>
+                <w:bCs w:val="1"/>
                 <w:sz w:val="24"/>
                 <w:szCs w:val="24"/>
                 <w:rtl w:val="0"/>
@@ -2438,6 +2499,7 @@
               <w:rPr>
                 <w:rFonts w:ascii="Times New Roman" w:cs="Times New Roman" w:eastAsia="Times New Roman" w:hAnsi="Times New Roman"/>
                 <w:b w:val="1"/>
+                <w:bCs w:val="1"/>
                 <w:sz w:val="24"/>
                 <w:szCs w:val="24"/>
               </w:rPr>
@@ -2446,6 +2508,7 @@
               <w:rPr>
                 <w:rFonts w:ascii="Times New Roman" w:cs="Times New Roman" w:eastAsia="Times New Roman" w:hAnsi="Times New Roman"/>
                 <w:b w:val="1"/>
+                <w:bCs w:val="1"/>
                 <w:sz w:val="24"/>
                 <w:szCs w:val="24"/>
                 <w:rtl w:val="0"/>
@@ -2626,6 +2689,7 @@
               <w:rPr>
                 <w:rFonts w:ascii="Times New Roman" w:cs="Times New Roman" w:eastAsia="Times New Roman" w:hAnsi="Times New Roman"/>
                 <w:b w:val="1"/>
+                <w:bCs w:val="1"/>
                 <w:sz w:val="24"/>
                 <w:szCs w:val="24"/>
               </w:rPr>
@@ -2634,6 +2698,7 @@
               <w:rPr>
                 <w:rFonts w:ascii="Times New Roman" w:cs="Times New Roman" w:eastAsia="Times New Roman" w:hAnsi="Times New Roman"/>
                 <w:b w:val="1"/>
+                <w:bCs w:val="1"/>
                 <w:sz w:val="24"/>
                 <w:szCs w:val="24"/>
                 <w:rtl w:val="0"/>
@@ -2814,6 +2879,7 @@
               <w:rPr>
                 <w:rFonts w:ascii="Times New Roman" w:cs="Times New Roman" w:eastAsia="Times New Roman" w:hAnsi="Times New Roman"/>
                 <w:b w:val="1"/>
+                <w:bCs w:val="1"/>
                 <w:sz w:val="24"/>
                 <w:szCs w:val="24"/>
               </w:rPr>
@@ -2822,6 +2888,7 @@
               <w:rPr>
                 <w:rFonts w:ascii="Times New Roman" w:cs="Times New Roman" w:eastAsia="Times New Roman" w:hAnsi="Times New Roman"/>
                 <w:b w:val="1"/>
+                <w:bCs w:val="1"/>
                 <w:sz w:val="24"/>
                 <w:szCs w:val="24"/>
                 <w:rtl w:val="0"/>
@@ -3002,6 +3069,7 @@
               <w:rPr>
                 <w:rFonts w:ascii="Times New Roman" w:cs="Times New Roman" w:eastAsia="Times New Roman" w:hAnsi="Times New Roman"/>
                 <w:b w:val="1"/>
+                <w:bCs w:val="1"/>
                 <w:sz w:val="24"/>
                 <w:szCs w:val="24"/>
               </w:rPr>
@@ -3010,6 +3078,7 @@
               <w:rPr>
                 <w:rFonts w:ascii="Times New Roman" w:cs="Times New Roman" w:eastAsia="Times New Roman" w:hAnsi="Times New Roman"/>
                 <w:b w:val="1"/>
+                <w:bCs w:val="1"/>
                 <w:sz w:val="24"/>
                 <w:szCs w:val="24"/>
                 <w:rtl w:val="0"/>
@@ -3190,6 +3259,7 @@
               <w:rPr>
                 <w:rFonts w:ascii="Times New Roman" w:cs="Times New Roman" w:eastAsia="Times New Roman" w:hAnsi="Times New Roman"/>
                 <w:b w:val="1"/>
+                <w:bCs w:val="1"/>
                 <w:sz w:val="24"/>
                 <w:szCs w:val="24"/>
               </w:rPr>
@@ -3198,6 +3268,7 @@
               <w:rPr>
                 <w:rFonts w:ascii="Times New Roman" w:cs="Times New Roman" w:eastAsia="Times New Roman" w:hAnsi="Times New Roman"/>
                 <w:b w:val="1"/>
+                <w:bCs w:val="1"/>
                 <w:sz w:val="24"/>
                 <w:szCs w:val="24"/>
                 <w:rtl w:val="0"/>
@@ -3352,6 +3423,7 @@
         <w:rPr>
           <w:rFonts w:ascii="Times New Roman" w:cs="Times New Roman" w:eastAsia="Times New Roman" w:hAnsi="Times New Roman"/>
           <w:b w:val="1"/>
+          <w:bCs w:val="1"/>
           <w:sz w:val="28"/>
           <w:szCs w:val="28"/>
         </w:rPr>
@@ -3372,6 +3444,7 @@
         <w:rPr>
           <w:rFonts w:ascii="Times New Roman" w:cs="Times New Roman" w:eastAsia="Times New Roman" w:hAnsi="Times New Roman"/>
           <w:b w:val="1"/>
+          <w:bCs w:val="1"/>
           <w:sz w:val="28"/>
           <w:szCs w:val="28"/>
         </w:rPr>
@@ -3380,6 +3453,7 @@
         <w:rPr>
           <w:rFonts w:ascii="Times New Roman" w:cs="Times New Roman" w:eastAsia="Times New Roman" w:hAnsi="Times New Roman"/>
           <w:b w:val="1"/>
+          <w:bCs w:val="1"/>
           <w:sz w:val="28"/>
           <w:szCs w:val="28"/>
           <w:rtl w:val="0"/>
@@ -3413,6 +3487,7 @@
         <w:rPr>
           <w:rFonts w:ascii="Times New Roman" w:cs="Times New Roman" w:eastAsia="Times New Roman" w:hAnsi="Times New Roman"/>
           <w:b w:val="1"/>
+          <w:bCs w:val="1"/>
           <w:sz w:val="24"/>
           <w:szCs w:val="24"/>
           <w:rtl w:val="0"/>
@@ -3432,6 +3507,7 @@
         <w:rPr>
           <w:rFonts w:ascii="Times New Roman" w:cs="Times New Roman" w:eastAsia="Times New Roman" w:hAnsi="Times New Roman"/>
           <w:b w:val="1"/>
+          <w:bCs w:val="1"/>
           <w:sz w:val="24"/>
           <w:szCs w:val="24"/>
           <w:rtl w:val="0"/>
@@ -3451,6 +3527,7 @@
         <w:rPr>
           <w:rFonts w:ascii="Times New Roman" w:cs="Times New Roman" w:eastAsia="Times New Roman" w:hAnsi="Times New Roman"/>
           <w:b w:val="1"/>
+          <w:bCs w:val="1"/>
           <w:sz w:val="24"/>
           <w:szCs w:val="24"/>
           <w:rtl w:val="0"/>
@@ -3477,14 +3554,16 @@
         <w:rPr>
           <w:rFonts w:ascii="Times New Roman" w:cs="Times New Roman" w:eastAsia="Times New Roman" w:hAnsi="Times New Roman"/>
           <w:b w:val="1"/>
-          <w:sz w:val="24"/>
-          <w:szCs w:val="24"/>
-        </w:rPr>
-      </w:pPr>
-      <w:r>
-        <w:rPr>
-          <w:rFonts w:ascii="Times New Roman" w:cs="Times New Roman" w:eastAsia="Times New Roman" w:hAnsi="Times New Roman"/>
-          <w:b w:val="1"/>
+          <w:bCs w:val="1"/>
+          <w:sz w:val="24"/>
+          <w:szCs w:val="24"/>
+        </w:rPr>
+      </w:pPr>
+      <w:r>
+        <w:rPr>
+          <w:rFonts w:ascii="Times New Roman" w:cs="Times New Roman" w:eastAsia="Times New Roman" w:hAnsi="Times New Roman"/>
+          <w:b w:val="1"/>
+          <w:bCs w:val="1"/>
           <w:sz w:val="24"/>
           <w:szCs w:val="24"/>
           <w:rtl w:val="0"/>
@@ -3601,6 +3680,7 @@
               <w:rPr>
                 <w:rFonts w:ascii="Times New Roman" w:cs="Times New Roman" w:eastAsia="Times New Roman" w:hAnsi="Times New Roman"/>
                 <w:b w:val="1"/>
+                <w:bCs w:val="1"/>
                 <w:sz w:val="24"/>
                 <w:szCs w:val="24"/>
               </w:rPr>
@@ -3609,6 +3689,7 @@
               <w:rPr>
                 <w:rFonts w:ascii="Times New Roman" w:cs="Times New Roman" w:eastAsia="Times New Roman" w:hAnsi="Times New Roman"/>
                 <w:b w:val="1"/>
+                <w:bCs w:val="1"/>
                 <w:sz w:val="24"/>
                 <w:szCs w:val="24"/>
                 <w:rtl w:val="0"/>
@@ -3648,6 +3729,7 @@
               <w:rPr>
                 <w:rFonts w:ascii="Times New Roman" w:cs="Times New Roman" w:eastAsia="Times New Roman" w:hAnsi="Times New Roman"/>
                 <w:b w:val="1"/>
+                <w:bCs w:val="1"/>
                 <w:sz w:val="24"/>
                 <w:szCs w:val="24"/>
               </w:rPr>
@@ -3656,6 +3738,7 @@
               <w:rPr>
                 <w:rFonts w:ascii="Times New Roman" w:cs="Times New Roman" w:eastAsia="Times New Roman" w:hAnsi="Times New Roman"/>
                 <w:b w:val="1"/>
+                <w:bCs w:val="1"/>
                 <w:sz w:val="24"/>
                 <w:szCs w:val="24"/>
                 <w:rtl w:val="0"/>
@@ -3695,6 +3778,7 @@
               <w:rPr>
                 <w:rFonts w:ascii="Times New Roman" w:cs="Times New Roman" w:eastAsia="Times New Roman" w:hAnsi="Times New Roman"/>
                 <w:b w:val="1"/>
+                <w:bCs w:val="1"/>
                 <w:sz w:val="24"/>
                 <w:szCs w:val="24"/>
               </w:rPr>
@@ -3703,6 +3787,7 @@
               <w:rPr>
                 <w:rFonts w:ascii="Times New Roman" w:cs="Times New Roman" w:eastAsia="Times New Roman" w:hAnsi="Times New Roman"/>
                 <w:b w:val="1"/>
+                <w:bCs w:val="1"/>
                 <w:sz w:val="24"/>
                 <w:szCs w:val="24"/>
                 <w:rtl w:val="0"/>
@@ -3742,6 +3827,7 @@
               <w:rPr>
                 <w:rFonts w:ascii="Times New Roman" w:cs="Times New Roman" w:eastAsia="Times New Roman" w:hAnsi="Times New Roman"/>
                 <w:b w:val="1"/>
+                <w:bCs w:val="1"/>
                 <w:sz w:val="24"/>
                 <w:szCs w:val="24"/>
               </w:rPr>
@@ -3750,6 +3836,7 @@
               <w:rPr>
                 <w:rFonts w:ascii="Times New Roman" w:cs="Times New Roman" w:eastAsia="Times New Roman" w:hAnsi="Times New Roman"/>
                 <w:b w:val="1"/>
+                <w:bCs w:val="1"/>
                 <w:sz w:val="24"/>
                 <w:szCs w:val="24"/>
                 <w:rtl w:val="0"/>
@@ -3789,6 +3876,7 @@
               <w:rPr>
                 <w:rFonts w:ascii="Times New Roman" w:cs="Times New Roman" w:eastAsia="Times New Roman" w:hAnsi="Times New Roman"/>
                 <w:b w:val="1"/>
+                <w:bCs w:val="1"/>
                 <w:sz w:val="24"/>
                 <w:szCs w:val="24"/>
               </w:rPr>
@@ -3797,6 +3885,7 @@
               <w:rPr>
                 <w:rFonts w:ascii="Times New Roman" w:cs="Times New Roman" w:eastAsia="Times New Roman" w:hAnsi="Times New Roman"/>
                 <w:b w:val="1"/>
+                <w:bCs w:val="1"/>
                 <w:sz w:val="24"/>
                 <w:szCs w:val="24"/>
                 <w:rtl w:val="0"/>
@@ -3842,6 +3931,7 @@
               <w:rPr>
                 <w:rFonts w:ascii="Times New Roman" w:cs="Times New Roman" w:eastAsia="Times New Roman" w:hAnsi="Times New Roman"/>
                 <w:b w:val="1"/>
+                <w:bCs w:val="1"/>
                 <w:sz w:val="24"/>
                 <w:szCs w:val="24"/>
               </w:rPr>
@@ -3850,6 +3940,7 @@
               <w:rPr>
                 <w:rFonts w:ascii="Times New Roman" w:cs="Times New Roman" w:eastAsia="Times New Roman" w:hAnsi="Times New Roman"/>
                 <w:b w:val="1"/>
+                <w:bCs w:val="1"/>
                 <w:sz w:val="24"/>
                 <w:szCs w:val="24"/>
                 <w:rtl w:val="0"/>
@@ -4075,6 +4166,7 @@
               <w:rPr>
                 <w:rFonts w:ascii="Times New Roman" w:cs="Times New Roman" w:eastAsia="Times New Roman" w:hAnsi="Times New Roman"/>
                 <w:b w:val="1"/>
+                <w:bCs w:val="1"/>
                 <w:sz w:val="24"/>
                 <w:szCs w:val="24"/>
               </w:rPr>
@@ -4083,6 +4175,7 @@
               <w:rPr>
                 <w:rFonts w:ascii="Times New Roman" w:cs="Times New Roman" w:eastAsia="Times New Roman" w:hAnsi="Times New Roman"/>
                 <w:b w:val="1"/>
+                <w:bCs w:val="1"/>
                 <w:sz w:val="24"/>
                 <w:szCs w:val="24"/>
                 <w:rtl w:val="0"/>
@@ -4308,6 +4401,7 @@
               <w:rPr>
                 <w:rFonts w:ascii="Times New Roman" w:cs="Times New Roman" w:eastAsia="Times New Roman" w:hAnsi="Times New Roman"/>
                 <w:b w:val="1"/>
+                <w:bCs w:val="1"/>
                 <w:sz w:val="24"/>
                 <w:szCs w:val="24"/>
               </w:rPr>
@@ -4316,6 +4410,7 @@
               <w:rPr>
                 <w:rFonts w:ascii="Times New Roman" w:cs="Times New Roman" w:eastAsia="Times New Roman" w:hAnsi="Times New Roman"/>
                 <w:b w:val="1"/>
+                <w:bCs w:val="1"/>
                 <w:sz w:val="24"/>
                 <w:szCs w:val="24"/>
                 <w:rtl w:val="0"/>
@@ -4533,14 +4628,16 @@
         <w:rPr>
           <w:rFonts w:ascii="Times New Roman" w:cs="Times New Roman" w:eastAsia="Times New Roman" w:hAnsi="Times New Roman"/>
           <w:b w:val="1"/>
-          <w:sz w:val="24"/>
-          <w:szCs w:val="24"/>
-        </w:rPr>
-      </w:pPr>
-      <w:r>
-        <w:rPr>
-          <w:rFonts w:ascii="Times New Roman" w:cs="Times New Roman" w:eastAsia="Times New Roman" w:hAnsi="Times New Roman"/>
-          <w:b w:val="1"/>
+          <w:bCs w:val="1"/>
+          <w:sz w:val="24"/>
+          <w:szCs w:val="24"/>
+        </w:rPr>
+      </w:pPr>
+      <w:r>
+        <w:rPr>
+          <w:rFonts w:ascii="Times New Roman" w:cs="Times New Roman" w:eastAsia="Times New Roman" w:hAnsi="Times New Roman"/>
+          <w:b w:val="1"/>
+          <w:bCs w:val="1"/>
           <w:sz w:val="24"/>
           <w:szCs w:val="24"/>
           <w:rtl w:val="0"/>
@@ -4593,6 +4690,7 @@
         <w:rPr>
           <w:rFonts w:ascii="Times New Roman" w:cs="Times New Roman" w:eastAsia="Times New Roman" w:hAnsi="Times New Roman"/>
           <w:b w:val="1"/>
+          <w:bCs w:val="1"/>
           <w:sz w:val="24"/>
           <w:szCs w:val="24"/>
           <w:rtl w:val="0"/>
@@ -4631,6 +4729,7 @@
         <w:rPr>
           <w:rFonts w:ascii="Times New Roman" w:cs="Times New Roman" w:eastAsia="Times New Roman" w:hAnsi="Times New Roman"/>
           <w:b w:val="1"/>
+          <w:bCs w:val="1"/>
           <w:sz w:val="24"/>
           <w:szCs w:val="24"/>
           <w:rtl w:val="0"/>
@@ -4669,6 +4768,7 @@
         <w:rPr>
           <w:rFonts w:ascii="Times New Roman" w:cs="Times New Roman" w:eastAsia="Times New Roman" w:hAnsi="Times New Roman"/>
           <w:b w:val="1"/>
+          <w:bCs w:val="1"/>
           <w:sz w:val="24"/>
           <w:szCs w:val="24"/>
           <w:rtl w:val="0"/>
@@ -4707,6 +4807,7 @@
         <w:rPr>
           <w:rFonts w:ascii="Times New Roman" w:cs="Times New Roman" w:eastAsia="Times New Roman" w:hAnsi="Times New Roman"/>
           <w:b w:val="1"/>
+          <w:bCs w:val="1"/>
           <w:sz w:val="24"/>
           <w:szCs w:val="24"/>
           <w:rtl w:val="0"/>
@@ -4734,6 +4835,7 @@
         <w:rPr>
           <w:rFonts w:ascii="Times New Roman" w:cs="Times New Roman" w:eastAsia="Times New Roman" w:hAnsi="Times New Roman"/>
           <w:b w:val="1"/>
+          <w:bCs w:val="1"/>
           <w:sz w:val="24"/>
           <w:szCs w:val="24"/>
         </w:rPr>
@@ -4755,14 +4857,16 @@
         <w:rPr>
           <w:rFonts w:ascii="Times New Roman" w:cs="Times New Roman" w:eastAsia="Times New Roman" w:hAnsi="Times New Roman"/>
           <w:b w:val="1"/>
-          <w:sz w:val="24"/>
-          <w:szCs w:val="24"/>
-        </w:rPr>
-      </w:pPr>
-      <w:r>
-        <w:rPr>
-          <w:rFonts w:ascii="Times New Roman" w:cs="Times New Roman" w:eastAsia="Times New Roman" w:hAnsi="Times New Roman"/>
-          <w:b w:val="1"/>
+          <w:bCs w:val="1"/>
+          <w:sz w:val="24"/>
+          <w:szCs w:val="24"/>
+        </w:rPr>
+      </w:pPr>
+      <w:r>
+        <w:rPr>
+          <w:rFonts w:ascii="Times New Roman" w:cs="Times New Roman" w:eastAsia="Times New Roman" w:hAnsi="Times New Roman"/>
+          <w:b w:val="1"/>
+          <w:bCs w:val="1"/>
           <w:sz w:val="24"/>
           <w:szCs w:val="24"/>
           <w:rtl w:val="0"/>
@@ -4882,6 +4986,7 @@
               <w:rPr>
                 <w:rFonts w:ascii="Times New Roman" w:cs="Times New Roman" w:eastAsia="Times New Roman" w:hAnsi="Times New Roman"/>
                 <w:b w:val="1"/>
+                <w:bCs w:val="1"/>
                 <w:sz w:val="24"/>
                 <w:szCs w:val="24"/>
               </w:rPr>
@@ -4890,6 +4995,7 @@
               <w:rPr>
                 <w:rFonts w:ascii="Times New Roman" w:cs="Times New Roman" w:eastAsia="Times New Roman" w:hAnsi="Times New Roman"/>
                 <w:b w:val="1"/>
+                <w:bCs w:val="1"/>
                 <w:sz w:val="24"/>
                 <w:szCs w:val="24"/>
                 <w:rtl w:val="0"/>
@@ -4929,6 +5035,7 @@
               <w:rPr>
                 <w:rFonts w:ascii="Times New Roman" w:cs="Times New Roman" w:eastAsia="Times New Roman" w:hAnsi="Times New Roman"/>
                 <w:b w:val="1"/>
+                <w:bCs w:val="1"/>
                 <w:sz w:val="24"/>
                 <w:szCs w:val="24"/>
               </w:rPr>
@@ -4937,6 +5044,7 @@
               <w:rPr>
                 <w:rFonts w:ascii="Times New Roman" w:cs="Times New Roman" w:eastAsia="Times New Roman" w:hAnsi="Times New Roman"/>
                 <w:b w:val="1"/>
+                <w:bCs w:val="1"/>
                 <w:sz w:val="24"/>
                 <w:szCs w:val="24"/>
                 <w:rtl w:val="0"/>
@@ -4976,6 +5084,7 @@
               <w:rPr>
                 <w:rFonts w:ascii="Times New Roman" w:cs="Times New Roman" w:eastAsia="Times New Roman" w:hAnsi="Times New Roman"/>
                 <w:b w:val="1"/>
+                <w:bCs w:val="1"/>
                 <w:sz w:val="24"/>
                 <w:szCs w:val="24"/>
               </w:rPr>
@@ -4984,6 +5093,7 @@
               <w:rPr>
                 <w:rFonts w:ascii="Times New Roman" w:cs="Times New Roman" w:eastAsia="Times New Roman" w:hAnsi="Times New Roman"/>
                 <w:b w:val="1"/>
+                <w:bCs w:val="1"/>
                 <w:sz w:val="24"/>
                 <w:szCs w:val="24"/>
                 <w:rtl w:val="0"/>
@@ -5023,6 +5133,7 @@
               <w:rPr>
                 <w:rFonts w:ascii="Times New Roman" w:cs="Times New Roman" w:eastAsia="Times New Roman" w:hAnsi="Times New Roman"/>
                 <w:b w:val="1"/>
+                <w:bCs w:val="1"/>
                 <w:sz w:val="24"/>
                 <w:szCs w:val="24"/>
               </w:rPr>
@@ -5031,6 +5142,7 @@
               <w:rPr>
                 <w:rFonts w:ascii="Times New Roman" w:cs="Times New Roman" w:eastAsia="Times New Roman" w:hAnsi="Times New Roman"/>
                 <w:b w:val="1"/>
+                <w:bCs w:val="1"/>
                 <w:sz w:val="24"/>
                 <w:szCs w:val="24"/>
                 <w:rtl w:val="0"/>
@@ -5070,6 +5182,7 @@
               <w:rPr>
                 <w:rFonts w:ascii="Times New Roman" w:cs="Times New Roman" w:eastAsia="Times New Roman" w:hAnsi="Times New Roman"/>
                 <w:b w:val="1"/>
+                <w:bCs w:val="1"/>
                 <w:sz w:val="24"/>
                 <w:szCs w:val="24"/>
               </w:rPr>
@@ -5078,6 +5191,7 @@
               <w:rPr>
                 <w:rFonts w:ascii="Times New Roman" w:cs="Times New Roman" w:eastAsia="Times New Roman" w:hAnsi="Times New Roman"/>
                 <w:b w:val="1"/>
+                <w:bCs w:val="1"/>
                 <w:sz w:val="24"/>
                 <w:szCs w:val="24"/>
                 <w:rtl w:val="0"/>
@@ -5123,6 +5237,7 @@
               <w:rPr>
                 <w:rFonts w:ascii="Times New Roman" w:cs="Times New Roman" w:eastAsia="Times New Roman" w:hAnsi="Times New Roman"/>
                 <w:b w:val="1"/>
+                <w:bCs w:val="1"/>
                 <w:sz w:val="24"/>
                 <w:szCs w:val="24"/>
               </w:rPr>
@@ -5131,6 +5246,7 @@
               <w:rPr>
                 <w:rFonts w:ascii="Times New Roman" w:cs="Times New Roman" w:eastAsia="Times New Roman" w:hAnsi="Times New Roman"/>
                 <w:b w:val="1"/>
+                <w:bCs w:val="1"/>
                 <w:sz w:val="24"/>
                 <w:szCs w:val="24"/>
                 <w:rtl w:val="0"/>
@@ -5356,6 +5472,7 @@
               <w:rPr>
                 <w:rFonts w:ascii="Times New Roman" w:cs="Times New Roman" w:eastAsia="Times New Roman" w:hAnsi="Times New Roman"/>
                 <w:b w:val="1"/>
+                <w:bCs w:val="1"/>
                 <w:sz w:val="24"/>
                 <w:szCs w:val="24"/>
               </w:rPr>
@@ -5364,6 +5481,7 @@
               <w:rPr>
                 <w:rFonts w:ascii="Times New Roman" w:cs="Times New Roman" w:eastAsia="Times New Roman" w:hAnsi="Times New Roman"/>
                 <w:b w:val="1"/>
+                <w:bCs w:val="1"/>
                 <w:sz w:val="24"/>
                 <w:szCs w:val="24"/>
                 <w:rtl w:val="0"/>
@@ -5589,6 +5707,7 @@
               <w:rPr>
                 <w:rFonts w:ascii="Times New Roman" w:cs="Times New Roman" w:eastAsia="Times New Roman" w:hAnsi="Times New Roman"/>
                 <w:b w:val="1"/>
+                <w:bCs w:val="1"/>
                 <w:sz w:val="24"/>
                 <w:szCs w:val="24"/>
               </w:rPr>
@@ -5597,6 +5716,7 @@
               <w:rPr>
                 <w:rFonts w:ascii="Times New Roman" w:cs="Times New Roman" w:eastAsia="Times New Roman" w:hAnsi="Times New Roman"/>
                 <w:b w:val="1"/>
+                <w:bCs w:val="1"/>
                 <w:sz w:val="24"/>
                 <w:szCs w:val="24"/>
                 <w:rtl w:val="0"/>
@@ -5825,6 +5945,7 @@
         <w:rPr>
           <w:rFonts w:ascii="Times New Roman" w:cs="Times New Roman" w:eastAsia="Times New Roman" w:hAnsi="Times New Roman"/>
           <w:b w:val="1"/>
+          <w:bCs w:val="1"/>
           <w:sz w:val="28"/>
           <w:szCs w:val="28"/>
         </w:rPr>
@@ -5835,6 +5956,7 @@
         <w:rPr>
           <w:rFonts w:ascii="Times New Roman" w:cs="Times New Roman" w:eastAsia="Times New Roman" w:hAnsi="Times New Roman"/>
           <w:b w:val="1"/>
+          <w:bCs w:val="1"/>
           <w:sz w:val="28"/>
           <w:szCs w:val="28"/>
           <w:rtl w:val="0"/>
@@ -5858,6 +5980,7 @@
         <w:rPr>
           <w:rFonts w:ascii="Times New Roman" w:cs="Times New Roman" w:eastAsia="Times New Roman" w:hAnsi="Times New Roman"/>
           <w:b w:val="1"/>
+          <w:bCs w:val="1"/>
           <w:sz w:val="24"/>
           <w:szCs w:val="24"/>
           <w:rtl w:val="0"/>
@@ -5901,6 +6024,7 @@
         <w:rPr>
           <w:rFonts w:ascii="Times New Roman" w:cs="Times New Roman" w:eastAsia="Times New Roman" w:hAnsi="Times New Roman"/>
           <w:b w:val="1"/>
+          <w:bCs w:val="1"/>
           <w:sz w:val="24"/>
           <w:szCs w:val="24"/>
           <w:rtl w:val="0"/>
@@ -6002,6 +6126,7 @@
         <w:rPr>
           <w:rFonts w:ascii="Times New Roman" w:cs="Times New Roman" w:eastAsia="Times New Roman" w:hAnsi="Times New Roman"/>
           <w:b w:val="1"/>
+          <w:bCs w:val="1"/>
           <w:sz w:val="24"/>
           <w:szCs w:val="24"/>
           <w:rtl w:val="0"/>
@@ -6097,12 +6222,14 @@
         <w:rPr>
           <w:rFonts w:ascii="Times New Roman" w:cs="Times New Roman" w:eastAsia="Times New Roman" w:hAnsi="Times New Roman"/>
           <w:b w:val="1"/>
-        </w:rPr>
-      </w:pPr>
-      <w:r>
-        <w:rPr>
-          <w:rFonts w:ascii="Times New Roman" w:cs="Times New Roman" w:eastAsia="Times New Roman" w:hAnsi="Times New Roman"/>
-          <w:b w:val="1"/>
+          <w:bCs w:val="1"/>
+        </w:rPr>
+      </w:pPr>
+      <w:r>
+        <w:rPr>
+          <w:rFonts w:ascii="Times New Roman" w:cs="Times New Roman" w:eastAsia="Times New Roman" w:hAnsi="Times New Roman"/>
+          <w:b w:val="1"/>
+          <w:bCs w:val="1"/>
           <w:sz w:val="24"/>
           <w:szCs w:val="24"/>
           <w:rtl w:val="0"/>
@@ -6231,6 +6358,7 @@
         <w:rPr>
           <w:rFonts w:ascii="Times New Roman" w:cs="Times New Roman" w:eastAsia="Times New Roman" w:hAnsi="Times New Roman"/>
           <w:b w:val="1"/>
+          <w:bCs w:val="1"/>
           <w:sz w:val="24"/>
           <w:szCs w:val="24"/>
           <w:u w:val="none"/>
@@ -6240,6 +6368,7 @@
         <w:rPr>
           <w:rFonts w:ascii="Times New Roman" w:cs="Times New Roman" w:eastAsia="Times New Roman" w:hAnsi="Times New Roman"/>
           <w:b w:val="1"/>
+          <w:bCs w:val="1"/>
           <w:sz w:val="24"/>
           <w:szCs w:val="24"/>
           <w:rtl w:val="0"/>
@@ -6366,6 +6495,7 @@
         <w:rPr>
           <w:rFonts w:ascii="Times New Roman" w:cs="Times New Roman" w:eastAsia="Times New Roman" w:hAnsi="Times New Roman"/>
           <w:b w:val="1"/>
+          <w:bCs w:val="1"/>
           <w:sz w:val="28"/>
           <w:szCs w:val="28"/>
         </w:rPr>
@@ -6398,6 +6528,7 @@
         <w:rPr>
           <w:rFonts w:ascii="Times New Roman" w:cs="Times New Roman" w:eastAsia="Times New Roman" w:hAnsi="Times New Roman"/>
           <w:b w:val="1"/>
+          <w:bCs w:val="1"/>
           <w:sz w:val="28"/>
           <w:szCs w:val="28"/>
         </w:rPr>
@@ -6430,6 +6561,7 @@
         <w:rPr>
           <w:rFonts w:ascii="Times New Roman" w:cs="Times New Roman" w:eastAsia="Times New Roman" w:hAnsi="Times New Roman"/>
           <w:b w:val="1"/>
+          <w:bCs w:val="1"/>
           <w:sz w:val="28"/>
           <w:szCs w:val="28"/>
         </w:rPr>
@@ -6440,6 +6572,7 @@
         <w:rPr>
           <w:rFonts w:ascii="Times New Roman" w:cs="Times New Roman" w:eastAsia="Times New Roman" w:hAnsi="Times New Roman"/>
           <w:b w:val="1"/>
+          <w:bCs w:val="1"/>
           <w:sz w:val="28"/>
           <w:szCs w:val="28"/>
           <w:rtl w:val="0"/>
@@ -6492,6 +6625,7 @@
         <w:rPr>
           <w:rFonts w:ascii="Times New Roman" w:cs="Times New Roman" w:eastAsia="Times New Roman" w:hAnsi="Times New Roman"/>
           <w:b w:val="1"/>
+          <w:bCs w:val="1"/>
           <w:sz w:val="24"/>
           <w:szCs w:val="24"/>
           <w:rtl w:val="0"/>
@@ -6586,6 +6720,7 @@
         <w:rPr>
           <w:rFonts w:ascii="Times New Roman" w:cs="Times New Roman" w:eastAsia="Times New Roman" w:hAnsi="Times New Roman"/>
           <w:b w:val="1"/>
+          <w:bCs w:val="1"/>
           <w:sz w:val="24"/>
           <w:szCs w:val="24"/>
           <w:rtl w:val="0"/>
@@ -6671,6 +6806,7 @@
         <w:rPr>
           <w:rFonts w:ascii="Times New Roman" w:cs="Times New Roman" w:eastAsia="Times New Roman" w:hAnsi="Times New Roman"/>
           <w:b w:val="1"/>
+          <w:bCs w:val="1"/>
           <w:sz w:val="24"/>
           <w:szCs w:val="24"/>
           <w:rtl w:val="0"/>
@@ -6760,6 +6896,7 @@
         <w:rPr>
           <w:rFonts w:ascii="Times New Roman" w:cs="Times New Roman" w:eastAsia="Times New Roman" w:hAnsi="Times New Roman"/>
           <w:b w:val="1"/>
+          <w:bCs w:val="1"/>
           <w:sz w:val="24"/>
           <w:szCs w:val="24"/>
           <w:rtl w:val="0"/>
@@ -6849,6 +6986,7 @@
         <w:rPr>
           <w:rFonts w:ascii="Times New Roman" w:cs="Times New Roman" w:eastAsia="Times New Roman" w:hAnsi="Times New Roman"/>
           <w:b w:val="1"/>
+          <w:bCs w:val="1"/>
           <w:sz w:val="24"/>
           <w:szCs w:val="24"/>
           <w:rtl w:val="0"/>
@@ -6926,6 +7064,7 @@
         <w:rPr>
           <w:rFonts w:ascii="Times New Roman" w:cs="Times New Roman" w:eastAsia="Times New Roman" w:hAnsi="Times New Roman"/>
           <w:b w:val="1"/>
+          <w:bCs w:val="1"/>
           <w:sz w:val="28"/>
           <w:szCs w:val="28"/>
         </w:rPr>
@@ -6945,6 +7084,7 @@
         <w:rPr>
           <w:rFonts w:ascii="Times New Roman" w:cs="Times New Roman" w:eastAsia="Times New Roman" w:hAnsi="Times New Roman"/>
           <w:b w:val="1"/>
+          <w:bCs w:val="1"/>
           <w:sz w:val="28"/>
           <w:szCs w:val="28"/>
         </w:rPr>
@@ -6964,6 +7104,7 @@
         <w:rPr>
           <w:rFonts w:ascii="Times New Roman" w:cs="Times New Roman" w:eastAsia="Times New Roman" w:hAnsi="Times New Roman"/>
           <w:b w:val="1"/>
+          <w:bCs w:val="1"/>
           <w:sz w:val="28"/>
           <w:szCs w:val="28"/>
         </w:rPr>
@@ -6995,12 +7136,56 @@
     </w:p>
     <w:sectPr>
       <w:headerReference r:id="rId6" w:type="default"/>
+      <w:footerReference r:id="rId7" w:type="default"/>
       <w:pgSz w:h="16838" w:w="11906" w:orient="portrait"/>
       <w:pgMar w:bottom="1440" w:top="1440" w:left="1440" w:right="1440" w:header="720" w:footer="720"/>
       <w:pgNumType w:start="1"/>
     </w:sectPr>
   </w:body>
 </w:document>
+</file>
+
+<file path=word/footer1.xml><?xml version="1.0" encoding="utf-8"?>
+<w:ftr xmlns:mc="http://schemas.openxmlformats.org/markup-compatibility/2006" xmlns:o="urn:schemas-microsoft-com:office:office" xmlns:r="http://schemas.openxmlformats.org/officeDocument/2006/relationships" xmlns:m="http://schemas.openxmlformats.org/officeDocument/2006/math" xmlns:v="urn:schemas-microsoft-com:vml" xmlns:wp="http://schemas.openxmlformats.org/drawingml/2006/wordprocessingDrawing" xmlns:w10="urn:schemas-microsoft-com:office:word" xmlns:w="http://schemas.openxmlformats.org/wordprocessingml/2006/main" xmlns:wne="http://schemas.microsoft.com/office/word/2006/wordml" xmlns:sl="http://schemas.openxmlformats.org/schemaLibrary/2006/main" xmlns:a="http://schemas.openxmlformats.org/drawingml/2006/main" xmlns:pic="http://schemas.openxmlformats.org/drawingml/2006/picture" xmlns:c="http://schemas.openxmlformats.org/drawingml/2006/chart" xmlns:lc="http://schemas.openxmlformats.org/drawingml/2006/lockedCanvas" xmlns:dgm="http://schemas.openxmlformats.org/drawingml/2006/diagram" xmlns:wps="http://schemas.microsoft.com/office/word/2010/wordprocessingShape" xmlns:wpg="http://schemas.microsoft.com/office/word/2010/wordprocessingGroup" xmlns:w14="http://schemas.microsoft.com/office/word/2010/wordml" xmlns:w15="http://schemas.microsoft.com/office/word/2012/wordml" xmlns:w16="http://schemas.microsoft.com/office/word/2018/wordml" xmlns:w16cex="http://schemas.microsoft.com/office/word/2018/wordml/cex" xmlns:w16cid="http://schemas.microsoft.com/office/word/2016/wordml/cid" xmlns="http://schemas.microsoft.com/office/tasks/2019/documenttasks" xmlns:cr="http://schemas.microsoft.com/office/comments/2020/reactions">
+  <w:p>
+    <w:pPr>
+      <w:rPr/>
+    </w:pPr>
+    <w:r>
+      <w:rPr>
+        <w:rFonts w:ascii="Times New Roman" w:cs="Times New Roman" w:eastAsia="Times New Roman" w:hAnsi="Times New Roman"/>
+        <w:rtl w:val="0"/>
+      </w:rPr>
+      <w:t xml:space="preserve">AMTICS_CSE</w:t>
+      <w:tab/>
+      <w:tab/>
+      <w:tab/>
+      <w:tab/>
+      <w:tab/>
+      <w:tab/>
+      <w:tab/>
+      <w:tab/>
+      <w:tab/>
+      <w:tab/>
+      <w:tab/>
+      <w:t xml:space="preserve">    </w:t>
+    </w:r>
+    <w:r>
+      <w:rPr>
+        <w:rFonts w:ascii="Times New Roman" w:cs="Times New Roman" w:eastAsia="Times New Roman" w:hAnsi="Times New Roman"/>
+      </w:rPr>
+      <w:fldChar w:fldCharType="begin"/>
+      <w:instrText xml:space="preserve">PAGE</w:instrText>
+      <w:fldChar w:fldCharType="separate"/>
+      <w:fldChar w:fldCharType="end"/>
+    </w:r>
+    <w:r>
+      <w:rPr>
+        <w:rtl w:val="0"/>
+      </w:rPr>
+    </w:r>
+  </w:p>
+</w:ftr>
 </file>
 
 <file path=word/header1.xml><?xml version="1.0" encoding="utf-8"?>
@@ -7390,6 +7575,7 @@
       <w:rPr>
         <w:rFonts w:ascii="Arial" w:cs="Arial" w:eastAsia="Arial" w:hAnsi="Arial"/>
         <w:b w:val="1"/>
+        <w:bCs w:val="1"/>
         <w:u w:val="none"/>
       </w:rPr>
     </w:lvl>
@@ -8087,11 +8273,19 @@
       </w:pPr>
     </w:pPrDefault>
   </w:docDefaults>
+  <w:style w:type="table" w:styleId="TableNormal" w:default="1">
+    <w:name w:val="TableNormal"/>
+    <w:tblPr>
+      <w:tblCellMar>
+        <w:top w:w="100.0" w:type="dxa"/>
+        <w:left w:w="100.0" w:type="dxa"/>
+        <w:bottom w:w="100.0" w:type="dxa"/>
+        <w:right w:w="100.0" w:type="dxa"/>
+      </w:tblCellMar>
+    </w:tblPr>
+  </w:style>
   <w:style w:type="paragraph" w:styleId="Normal" w:default="1">
     <w:name w:val="normal"/>
-  </w:style>
-  <w:style w:type="table" w:styleId="TableNormal" w:default="1">
-    <w:name w:val="TableNormal"/>
   </w:style>
   <w:style w:type="paragraph" w:styleId="Heading1">
     <w:name w:val="heading 1"/>
@@ -8120,6 +8314,7 @@
     </w:pPr>
     <w:rPr>
       <w:b w:val="0"/>
+      <w:bCs w:val="0"/>
       <w:sz w:val="32"/>
       <w:szCs w:val="32"/>
     </w:rPr>
@@ -8136,6 +8331,7 @@
     </w:pPr>
     <w:rPr>
       <w:b w:val="0"/>
+      <w:bCs w:val="0"/>
       <w:color w:val="434343"/>
       <w:sz w:val="28"/>
       <w:szCs w:val="28"/>
@@ -8185,6 +8381,7 @@
     </w:pPr>
     <w:rPr>
       <w:i w:val="1"/>
+      <w:iCs w:val="1"/>
       <w:color w:val="666666"/>
       <w:sz w:val="22"/>
       <w:szCs w:val="22"/>
@@ -8218,6 +8415,7 @@
     <w:rPr>
       <w:rFonts w:ascii="Arial" w:cs="Arial" w:eastAsia="Arial" w:hAnsi="Arial"/>
       <w:i w:val="0"/>
+      <w:iCs w:val="0"/>
       <w:color w:val="666666"/>
       <w:sz w:val="30"/>
       <w:szCs w:val="30"/>
@@ -8228,12 +8426,6 @@
     <w:tblPr>
       <w:tblStyleRowBandSize w:val="1"/>
       <w:tblStyleColBandSize w:val="1"/>
-      <w:tblCellMar>
-        <w:top w:w="100.0" w:type="dxa"/>
-        <w:left w:w="100.0" w:type="dxa"/>
-        <w:bottom w:w="100.0" w:type="dxa"/>
-        <w:right w:w="100.0" w:type="dxa"/>
-      </w:tblCellMar>
     </w:tblPr>
   </w:style>
   <w:style w:type="table" w:styleId="Table2">
@@ -8241,12 +8433,6 @@
     <w:tblPr>
       <w:tblStyleRowBandSize w:val="1"/>
       <w:tblStyleColBandSize w:val="1"/>
-      <w:tblCellMar>
-        <w:top w:w="100.0" w:type="dxa"/>
-        <w:left w:w="100.0" w:type="dxa"/>
-        <w:bottom w:w="100.0" w:type="dxa"/>
-        <w:right w:w="100.0" w:type="dxa"/>
-      </w:tblCellMar>
     </w:tblPr>
   </w:style>
   <w:style w:type="table" w:styleId="Table3">
@@ -8254,12 +8440,6 @@
     <w:tblPr>
       <w:tblStyleRowBandSize w:val="1"/>
       <w:tblStyleColBandSize w:val="1"/>
-      <w:tblCellMar>
-        <w:top w:w="100.0" w:type="dxa"/>
-        <w:left w:w="100.0" w:type="dxa"/>
-        <w:bottom w:w="100.0" w:type="dxa"/>
-        <w:right w:w="100.0" w:type="dxa"/>
-      </w:tblCellMar>
     </w:tblPr>
   </w:style>
 </w:styles>
